--- a/LR3/Отчет.docx
+++ b/LR3/Отчет.docx
@@ -4,36 +4,724 @@
   <w:body>
     <w:p>
       <w:pPr>
-        <w:rPr>
-          <w:rFonts w:ascii="Times New Roman" w:hAnsi="Times New Roman" w:cs="Times New Roman"/>
-          <w:sz w:val="28"/>
-          <w:szCs w:val="28"/>
-        </w:rPr>
-      </w:pPr>
-      <w:r>
-        <w:rPr>
-          <w:rFonts w:ascii="Times New Roman" w:hAnsi="Times New Roman" w:cs="Times New Roman"/>
-          <w:sz w:val="28"/>
-          <w:szCs w:val="28"/>
-        </w:rPr>
-        <w:br w:type="page"/>
-      </w:r>
-    </w:p>
-    <w:p>
-      <w:pPr>
-        <w:rPr>
-          <w:rFonts w:ascii="Times New Roman" w:hAnsi="Times New Roman" w:cs="Times New Roman"/>
-          <w:sz w:val="28"/>
-          <w:szCs w:val="28"/>
-        </w:rPr>
-      </w:pPr>
-      <w:r>
-        <w:rPr>
-          <w:rFonts w:ascii="Times New Roman" w:hAnsi="Times New Roman" w:cs="Times New Roman"/>
-          <w:sz w:val="28"/>
-          <w:szCs w:val="28"/>
-        </w:rPr>
-        <w:lastRenderedPageBreak/>
+        <w:pStyle w:val="a3"/>
+        <w:spacing w:before="79"/>
+        <w:jc w:val="center"/>
+        <w:rPr>
+          <w:b w:val="0"/>
+          <w:bCs w:val="0"/>
+          <w:spacing w:val="-9"/>
+        </w:rPr>
+      </w:pPr>
+      <w:r>
+        <w:rPr>
+          <w:b w:val="0"/>
+          <w:bCs w:val="0"/>
+        </w:rPr>
+        <w:t>Федеральное</w:t>
+      </w:r>
+      <w:r>
+        <w:rPr>
+          <w:b w:val="0"/>
+          <w:bCs w:val="0"/>
+          <w:spacing w:val="-9"/>
+        </w:rPr>
+        <w:t xml:space="preserve"> </w:t>
+      </w:r>
+      <w:r>
+        <w:rPr>
+          <w:b w:val="0"/>
+          <w:bCs w:val="0"/>
+        </w:rPr>
+        <w:t>государственное</w:t>
+      </w:r>
+      <w:r>
+        <w:rPr>
+          <w:b w:val="0"/>
+          <w:bCs w:val="0"/>
+          <w:spacing w:val="-12"/>
+        </w:rPr>
+        <w:t xml:space="preserve"> </w:t>
+      </w:r>
+      <w:r>
+        <w:rPr>
+          <w:b w:val="0"/>
+          <w:bCs w:val="0"/>
+        </w:rPr>
+        <w:t>бюджетное</w:t>
+      </w:r>
+      <w:r>
+        <w:rPr>
+          <w:b w:val="0"/>
+          <w:bCs w:val="0"/>
+          <w:spacing w:val="-9"/>
+        </w:rPr>
+        <w:t xml:space="preserve"> </w:t>
+      </w:r>
+      <w:r>
+        <w:rPr>
+          <w:b w:val="0"/>
+          <w:bCs w:val="0"/>
+        </w:rPr>
+        <w:t>профессиональное</w:t>
+      </w:r>
+    </w:p>
+    <w:p>
+      <w:pPr>
+        <w:pStyle w:val="a3"/>
+        <w:spacing w:before="79"/>
+        <w:jc w:val="center"/>
+        <w:rPr>
+          <w:b w:val="0"/>
+          <w:bCs w:val="0"/>
+        </w:rPr>
+      </w:pPr>
+      <w:r>
+        <w:rPr>
+          <w:b w:val="0"/>
+          <w:bCs w:val="0"/>
+        </w:rPr>
+        <w:t xml:space="preserve">образовательное </w:t>
+      </w:r>
+      <w:r>
+        <w:rPr>
+          <w:b w:val="0"/>
+          <w:bCs w:val="0"/>
+          <w:spacing w:val="-2"/>
+        </w:rPr>
+        <w:t>учреждение</w:t>
+      </w:r>
+    </w:p>
+    <w:p>
+      <w:pPr>
+        <w:pStyle w:val="a3"/>
+        <w:jc w:val="center"/>
+        <w:rPr>
+          <w:b w:val="0"/>
+          <w:bCs w:val="0"/>
+        </w:rPr>
+      </w:pPr>
+      <w:r>
+        <w:rPr>
+          <w:b w:val="0"/>
+          <w:bCs w:val="0"/>
+        </w:rPr>
+        <w:t>Торжокский политехнический колледж Федерального</w:t>
+      </w:r>
+      <w:r>
+        <w:rPr>
+          <w:b w:val="0"/>
+          <w:bCs w:val="0"/>
+          <w:spacing w:val="-8"/>
+        </w:rPr>
+        <w:t xml:space="preserve"> </w:t>
+      </w:r>
+      <w:r>
+        <w:rPr>
+          <w:b w:val="0"/>
+          <w:bCs w:val="0"/>
+        </w:rPr>
+        <w:t>агентства</w:t>
+      </w:r>
+      <w:r>
+        <w:rPr>
+          <w:b w:val="0"/>
+          <w:bCs w:val="0"/>
+          <w:spacing w:val="-9"/>
+        </w:rPr>
+        <w:t xml:space="preserve"> </w:t>
+      </w:r>
+      <w:r>
+        <w:rPr>
+          <w:b w:val="0"/>
+          <w:bCs w:val="0"/>
+        </w:rPr>
+        <w:t>по</w:t>
+      </w:r>
+      <w:r>
+        <w:rPr>
+          <w:b w:val="0"/>
+          <w:bCs w:val="0"/>
+          <w:spacing w:val="-8"/>
+        </w:rPr>
+        <w:t xml:space="preserve"> </w:t>
+      </w:r>
+      <w:r>
+        <w:rPr>
+          <w:b w:val="0"/>
+          <w:bCs w:val="0"/>
+        </w:rPr>
+        <w:t>государственным</w:t>
+      </w:r>
+      <w:r>
+        <w:rPr>
+          <w:b w:val="0"/>
+          <w:bCs w:val="0"/>
+          <w:spacing w:val="-9"/>
+        </w:rPr>
+        <w:t xml:space="preserve"> </w:t>
+      </w:r>
+      <w:r>
+        <w:rPr>
+          <w:b w:val="0"/>
+          <w:bCs w:val="0"/>
+        </w:rPr>
+        <w:t>резервам</w:t>
+      </w:r>
+    </w:p>
+    <w:p>
+      <w:pPr>
+        <w:pStyle w:val="a3"/>
+        <w:spacing w:before="316" w:line="322" w:lineRule="exact"/>
+        <w:jc w:val="center"/>
+      </w:pPr>
+      <w:r>
+        <w:rPr>
+          <w:spacing w:val="-2"/>
+        </w:rPr>
+        <w:t>ОТЧЁТ</w:t>
+      </w:r>
+    </w:p>
+    <w:p>
+      <w:pPr>
+        <w:pStyle w:val="a3"/>
+        <w:jc w:val="center"/>
+        <w:rPr>
+          <w:b w:val="0"/>
+          <w:bCs w:val="0"/>
+        </w:rPr>
+      </w:pPr>
+      <w:r>
+        <w:rPr>
+          <w:b w:val="0"/>
+          <w:bCs w:val="0"/>
+        </w:rPr>
+        <w:t>по МДК 01.02</w:t>
+      </w:r>
+    </w:p>
+    <w:p>
+      <w:pPr>
+        <w:tabs>
+          <w:tab w:val="left" w:pos="9953"/>
+        </w:tabs>
+        <w:spacing w:before="1" w:line="320" w:lineRule="exact"/>
+        <w:jc w:val="center"/>
+        <w:rPr>
+          <w:rFonts w:ascii="Times New Roman" w:hAnsi="Times New Roman" w:cs="Times New Roman"/>
+          <w:b/>
+          <w:sz w:val="28"/>
+          <w:szCs w:val="28"/>
+        </w:rPr>
+      </w:pPr>
+      <w:r>
+        <w:rPr>
+          <w:rFonts w:ascii="Times New Roman" w:hAnsi="Times New Roman" w:cs="Times New Roman"/>
+          <w:b/>
+          <w:spacing w:val="-10"/>
+          <w:sz w:val="28"/>
+          <w:szCs w:val="28"/>
+        </w:rPr>
+        <w:t xml:space="preserve"> «</w:t>
+      </w:r>
+      <w:r>
+        <w:rPr>
+          <w:rFonts w:ascii="Times New Roman" w:hAnsi="Times New Roman" w:cs="Times New Roman"/>
+          <w:sz w:val="28"/>
+          <w:szCs w:val="28"/>
+        </w:rPr>
+        <w:t>Поддержка и тестирование программных модулей</w:t>
+      </w:r>
+      <w:r>
+        <w:rPr>
+          <w:rFonts w:ascii="Times New Roman" w:hAnsi="Times New Roman" w:cs="Times New Roman"/>
+          <w:b/>
+          <w:spacing w:val="-10"/>
+          <w:sz w:val="28"/>
+          <w:szCs w:val="28"/>
+        </w:rPr>
+        <w:t>»</w:t>
+      </w:r>
+    </w:p>
+    <w:p>
+      <w:pPr>
+        <w:spacing w:before="67"/>
+        <w:jc w:val="center"/>
+        <w:rPr>
+          <w:rFonts w:ascii="Times New Roman" w:hAnsi="Times New Roman" w:cs="Times New Roman"/>
+          <w:sz w:val="28"/>
+          <w:szCs w:val="28"/>
+        </w:rPr>
+      </w:pPr>
+      <w:r>
+        <w:rPr>
+          <w:rFonts w:ascii="Times New Roman" w:hAnsi="Times New Roman" w:cs="Times New Roman"/>
+          <w:sz w:val="28"/>
+          <w:szCs w:val="28"/>
+        </w:rPr>
+        <w:t>Тема:</w:t>
+      </w:r>
+      <w:r>
+        <w:rPr>
+          <w:rFonts w:ascii="Times New Roman" w:hAnsi="Times New Roman" w:cs="Times New Roman"/>
+          <w:b/>
+          <w:bCs/>
+          <w:sz w:val="28"/>
+          <w:szCs w:val="28"/>
+        </w:rPr>
+        <w:t xml:space="preserve"> </w:t>
+      </w:r>
+      <w:r>
+        <w:rPr>
+          <w:rFonts w:ascii="Times New Roman" w:hAnsi="Times New Roman" w:cs="Times New Roman"/>
+          <w:sz w:val="28"/>
+          <w:szCs w:val="28"/>
+        </w:rPr>
+        <w:t>«</w:t>
+      </w:r>
+      <w:r>
+        <w:rPr>
+          <w:rFonts w:ascii="Times New Roman" w:hAnsi="Times New Roman" w:cs="Times New Roman"/>
+          <w:sz w:val="28"/>
+          <w:szCs w:val="28"/>
+        </w:rPr>
+        <w:t>Тестирование ЛР3 Аптека</w:t>
+      </w:r>
+      <w:r>
+        <w:rPr>
+          <w:rFonts w:ascii="Times New Roman" w:hAnsi="Times New Roman" w:cs="Times New Roman"/>
+          <w:sz w:val="28"/>
+          <w:szCs w:val="28"/>
+        </w:rPr>
+        <w:t>»</w:t>
+      </w:r>
+    </w:p>
+    <w:p>
+      <w:pPr>
+        <w:spacing w:before="67" w:after="0" w:line="240" w:lineRule="auto"/>
+        <w:rPr>
+          <w:rFonts w:ascii="Times New Roman" w:hAnsi="Times New Roman" w:cs="Times New Roman"/>
+          <w:sz w:val="28"/>
+          <w:szCs w:val="28"/>
+        </w:rPr>
+      </w:pPr>
+    </w:p>
+    <w:p>
+      <w:pPr>
+        <w:spacing w:before="67" w:after="0" w:line="240" w:lineRule="auto"/>
+        <w:rPr>
+          <w:rFonts w:ascii="Times New Roman" w:hAnsi="Times New Roman" w:cs="Times New Roman"/>
+          <w:sz w:val="32"/>
+          <w:szCs w:val="28"/>
+        </w:rPr>
+      </w:pPr>
+    </w:p>
+    <w:p>
+      <w:pPr>
+        <w:spacing w:before="67" w:after="0" w:line="240" w:lineRule="auto"/>
+        <w:rPr>
+          <w:rFonts w:ascii="Times New Roman" w:hAnsi="Times New Roman" w:cs="Times New Roman"/>
+          <w:sz w:val="32"/>
+          <w:szCs w:val="28"/>
+        </w:rPr>
+      </w:pPr>
+    </w:p>
+    <w:p>
+      <w:pPr>
+        <w:spacing w:after="0" w:line="240" w:lineRule="auto"/>
+        <w:rPr>
+          <w:rFonts w:ascii="Times New Roman" w:hAnsi="Times New Roman" w:cs="Times New Roman"/>
+          <w:sz w:val="32"/>
+          <w:szCs w:val="28"/>
+        </w:rPr>
+      </w:pPr>
+    </w:p>
+    <w:p>
+      <w:pPr>
+        <w:spacing w:after="0" w:line="240" w:lineRule="auto"/>
+        <w:rPr>
+          <w:rFonts w:ascii="Times New Roman" w:hAnsi="Times New Roman" w:cs="Times New Roman"/>
+          <w:sz w:val="32"/>
+          <w:szCs w:val="28"/>
+        </w:rPr>
+      </w:pPr>
+    </w:p>
+    <w:p>
+      <w:pPr>
+        <w:spacing w:after="0" w:line="240" w:lineRule="auto"/>
+        <w:rPr>
+          <w:rFonts w:ascii="Times New Roman" w:hAnsi="Times New Roman" w:cs="Times New Roman"/>
+          <w:sz w:val="32"/>
+          <w:szCs w:val="28"/>
+        </w:rPr>
+      </w:pPr>
+    </w:p>
+    <w:p>
+      <w:pPr>
+        <w:spacing w:before="207" w:after="0" w:line="240" w:lineRule="auto"/>
+        <w:rPr>
+          <w:rFonts w:ascii="Times New Roman" w:hAnsi="Times New Roman" w:cs="Times New Roman"/>
+          <w:sz w:val="32"/>
+          <w:szCs w:val="28"/>
+        </w:rPr>
+      </w:pPr>
+    </w:p>
+    <w:p>
+      <w:pPr>
+        <w:spacing w:after="0" w:line="240" w:lineRule="auto"/>
+        <w:rPr>
+          <w:rFonts w:ascii="Times New Roman" w:hAnsi="Times New Roman" w:cs="Times New Roman"/>
+          <w:sz w:val="28"/>
+          <w:szCs w:val="28"/>
+        </w:rPr>
+      </w:pPr>
+      <w:r>
+        <w:rPr>
+          <w:rFonts w:ascii="Times New Roman" w:hAnsi="Times New Roman" w:cs="Times New Roman"/>
+          <w:sz w:val="28"/>
+          <w:szCs w:val="28"/>
+        </w:rPr>
+        <w:t>Выполнил студент группы П-30</w:t>
+      </w:r>
+    </w:p>
+    <w:p>
+      <w:pPr>
+        <w:spacing w:after="0" w:line="240" w:lineRule="auto"/>
+        <w:jc w:val="right"/>
+        <w:rPr>
+          <w:rFonts w:ascii="Times New Roman" w:hAnsi="Times New Roman" w:cs="Times New Roman"/>
+          <w:sz w:val="28"/>
+          <w:szCs w:val="28"/>
+        </w:rPr>
+      </w:pPr>
+      <w:r>
+        <w:rPr>
+          <w:rFonts w:ascii="Times New Roman" w:hAnsi="Times New Roman" w:cs="Times New Roman"/>
+          <w:sz w:val="28"/>
+          <w:szCs w:val="28"/>
+        </w:rPr>
+        <w:t>Гавриш М.А.</w:t>
+      </w:r>
+    </w:p>
+    <w:p>
+      <w:pPr>
+        <w:spacing w:after="0" w:line="240" w:lineRule="auto"/>
+        <w:rPr>
+          <w:rFonts w:ascii="Times New Roman" w:hAnsi="Times New Roman" w:cs="Times New Roman"/>
+          <w:sz w:val="28"/>
+          <w:szCs w:val="28"/>
+        </w:rPr>
+      </w:pPr>
+    </w:p>
+    <w:p>
+      <w:pPr>
+        <w:spacing w:after="0" w:line="240" w:lineRule="auto"/>
+        <w:rPr>
+          <w:rFonts w:ascii="Times New Roman" w:hAnsi="Times New Roman" w:cs="Times New Roman"/>
+          <w:sz w:val="28"/>
+          <w:szCs w:val="28"/>
+        </w:rPr>
+      </w:pPr>
+    </w:p>
+    <w:p>
+      <w:pPr>
+        <w:spacing w:after="0" w:line="240" w:lineRule="auto"/>
+        <w:rPr>
+          <w:rFonts w:ascii="Times New Roman" w:hAnsi="Times New Roman" w:cs="Times New Roman"/>
+          <w:sz w:val="28"/>
+          <w:szCs w:val="28"/>
+        </w:rPr>
+      </w:pPr>
+    </w:p>
+    <w:p>
+      <w:pPr>
+        <w:spacing w:after="0" w:line="240" w:lineRule="auto"/>
+        <w:rPr>
+          <w:rFonts w:ascii="Times New Roman" w:hAnsi="Times New Roman" w:cs="Times New Roman"/>
+          <w:sz w:val="28"/>
+          <w:szCs w:val="28"/>
+        </w:rPr>
+      </w:pPr>
+      <w:r>
+        <w:rPr>
+          <w:rFonts w:ascii="Times New Roman" w:hAnsi="Times New Roman" w:cs="Times New Roman"/>
+          <w:sz w:val="28"/>
+          <w:szCs w:val="28"/>
+        </w:rPr>
+        <w:t>Руководитель</w:t>
+      </w:r>
+      <w:r>
+        <w:rPr>
+          <w:rFonts w:ascii="Times New Roman" w:hAnsi="Times New Roman" w:cs="Times New Roman"/>
+          <w:spacing w:val="-7"/>
+          <w:sz w:val="28"/>
+          <w:szCs w:val="28"/>
+        </w:rPr>
+        <w:t xml:space="preserve"> </w:t>
+      </w:r>
+    </w:p>
+    <w:p>
+      <w:pPr>
+        <w:spacing w:before="38" w:after="0" w:line="240" w:lineRule="auto"/>
+        <w:jc w:val="right"/>
+        <w:rPr>
+          <w:rFonts w:ascii="Times New Roman" w:hAnsi="Times New Roman" w:cs="Times New Roman"/>
+          <w:sz w:val="28"/>
+          <w:szCs w:val="28"/>
+        </w:rPr>
+      </w:pPr>
+      <w:r>
+        <w:rPr>
+          <w:rFonts w:ascii="Times New Roman" w:hAnsi="Times New Roman" w:cs="Times New Roman"/>
+          <w:sz w:val="28"/>
+          <w:szCs w:val="28"/>
+        </w:rPr>
+        <w:t>Бойков А.М.</w:t>
+      </w:r>
+    </w:p>
+    <w:p>
+      <w:pPr>
+        <w:spacing w:before="38" w:after="0" w:line="240" w:lineRule="auto"/>
+        <w:rPr>
+          <w:rFonts w:ascii="Times New Roman" w:hAnsi="Times New Roman" w:cs="Times New Roman"/>
+          <w:sz w:val="28"/>
+          <w:szCs w:val="28"/>
+        </w:rPr>
+      </w:pPr>
+    </w:p>
+    <w:p>
+      <w:pPr>
+        <w:spacing w:before="38" w:after="0" w:line="240" w:lineRule="auto"/>
+        <w:rPr>
+          <w:rFonts w:ascii="Times New Roman" w:hAnsi="Times New Roman" w:cs="Times New Roman"/>
+          <w:sz w:val="28"/>
+          <w:szCs w:val="28"/>
+        </w:rPr>
+      </w:pPr>
+    </w:p>
+    <w:p>
+      <w:pPr>
+        <w:spacing w:before="38" w:after="0" w:line="240" w:lineRule="auto"/>
+        <w:rPr>
+          <w:rFonts w:ascii="Times New Roman" w:hAnsi="Times New Roman" w:cs="Times New Roman"/>
+          <w:sz w:val="28"/>
+          <w:szCs w:val="28"/>
+        </w:rPr>
+      </w:pPr>
+    </w:p>
+    <w:p>
+      <w:pPr>
+        <w:spacing w:before="38" w:after="0" w:line="240" w:lineRule="auto"/>
+        <w:rPr>
+          <w:rFonts w:ascii="Times New Roman" w:hAnsi="Times New Roman" w:cs="Times New Roman"/>
+          <w:sz w:val="28"/>
+          <w:szCs w:val="28"/>
+        </w:rPr>
+      </w:pPr>
+    </w:p>
+    <w:p>
+      <w:pPr>
+        <w:spacing w:after="0" w:line="240" w:lineRule="auto"/>
+        <w:rPr>
+          <w:rFonts w:ascii="Times New Roman" w:hAnsi="Times New Roman" w:cs="Times New Roman"/>
+          <w:spacing w:val="-2"/>
+          <w:sz w:val="28"/>
+          <w:szCs w:val="28"/>
+        </w:rPr>
+      </w:pPr>
+    </w:p>
+    <w:p>
+      <w:pPr>
+        <w:spacing w:after="0" w:line="240" w:lineRule="auto"/>
+        <w:jc w:val="center"/>
+        <w:rPr>
+          <w:rFonts w:ascii="Times New Roman" w:hAnsi="Times New Roman" w:cs="Times New Roman"/>
+          <w:spacing w:val="-2"/>
+          <w:sz w:val="28"/>
+          <w:szCs w:val="28"/>
+        </w:rPr>
+      </w:pPr>
+    </w:p>
+    <w:p>
+      <w:pPr>
+        <w:spacing w:after="0" w:line="240" w:lineRule="auto"/>
+        <w:jc w:val="center"/>
+        <w:rPr>
+          <w:rFonts w:ascii="Times New Roman" w:hAnsi="Times New Roman" w:cs="Times New Roman"/>
+          <w:spacing w:val="-2"/>
+          <w:sz w:val="28"/>
+          <w:szCs w:val="28"/>
+        </w:rPr>
+      </w:pPr>
+    </w:p>
+    <w:p>
+      <w:pPr>
+        <w:spacing w:after="0" w:line="240" w:lineRule="auto"/>
+        <w:jc w:val="center"/>
+        <w:rPr>
+          <w:rFonts w:ascii="Times New Roman" w:hAnsi="Times New Roman" w:cs="Times New Roman"/>
+          <w:spacing w:val="-2"/>
+          <w:sz w:val="28"/>
+          <w:szCs w:val="28"/>
+        </w:rPr>
+      </w:pPr>
+    </w:p>
+    <w:p>
+      <w:pPr>
+        <w:spacing w:after="0" w:line="240" w:lineRule="auto"/>
+        <w:jc w:val="center"/>
+        <w:rPr>
+          <w:rFonts w:ascii="Times New Roman" w:hAnsi="Times New Roman" w:cs="Times New Roman"/>
+          <w:spacing w:val="-2"/>
+          <w:sz w:val="28"/>
+          <w:szCs w:val="28"/>
+        </w:rPr>
+      </w:pPr>
+    </w:p>
+    <w:p>
+      <w:pPr>
+        <w:spacing w:after="0" w:line="240" w:lineRule="auto"/>
+        <w:jc w:val="center"/>
+        <w:rPr>
+          <w:rFonts w:ascii="Times New Roman" w:hAnsi="Times New Roman" w:cs="Times New Roman"/>
+          <w:spacing w:val="-2"/>
+          <w:sz w:val="28"/>
+          <w:szCs w:val="28"/>
+        </w:rPr>
+      </w:pPr>
+    </w:p>
+    <w:p>
+      <w:pPr>
+        <w:spacing w:after="0" w:line="240" w:lineRule="auto"/>
+        <w:jc w:val="center"/>
+        <w:rPr>
+          <w:rFonts w:ascii="Times New Roman" w:hAnsi="Times New Roman" w:cs="Times New Roman"/>
+          <w:spacing w:val="-2"/>
+          <w:sz w:val="28"/>
+          <w:szCs w:val="28"/>
+        </w:rPr>
+      </w:pPr>
+    </w:p>
+    <w:p>
+      <w:pPr>
+        <w:spacing w:after="0" w:line="240" w:lineRule="auto"/>
+        <w:jc w:val="center"/>
+        <w:rPr>
+          <w:rFonts w:ascii="Times New Roman" w:hAnsi="Times New Roman" w:cs="Times New Roman"/>
+          <w:spacing w:val="-2"/>
+          <w:sz w:val="28"/>
+          <w:szCs w:val="28"/>
+        </w:rPr>
+      </w:pPr>
+    </w:p>
+    <w:p>
+      <w:pPr>
+        <w:spacing w:after="0" w:line="240" w:lineRule="auto"/>
+        <w:jc w:val="center"/>
+        <w:rPr>
+          <w:rFonts w:ascii="Times New Roman" w:hAnsi="Times New Roman" w:cs="Times New Roman"/>
+          <w:spacing w:val="-2"/>
+          <w:sz w:val="28"/>
+          <w:szCs w:val="28"/>
+        </w:rPr>
+      </w:pPr>
+    </w:p>
+    <w:p>
+      <w:pPr>
+        <w:spacing w:after="0" w:line="240" w:lineRule="auto"/>
+        <w:jc w:val="center"/>
+        <w:rPr>
+          <w:rFonts w:ascii="Times New Roman" w:hAnsi="Times New Roman" w:cs="Times New Roman"/>
+          <w:spacing w:val="-2"/>
+          <w:sz w:val="28"/>
+          <w:szCs w:val="28"/>
+        </w:rPr>
+      </w:pPr>
+    </w:p>
+    <w:p>
+      <w:pPr>
+        <w:spacing w:after="0" w:line="240" w:lineRule="auto"/>
+        <w:jc w:val="center"/>
+        <w:rPr>
+          <w:rFonts w:ascii="Times New Roman" w:hAnsi="Times New Roman" w:cs="Times New Roman"/>
+          <w:spacing w:val="-2"/>
+          <w:sz w:val="28"/>
+          <w:szCs w:val="28"/>
+        </w:rPr>
+      </w:pPr>
+    </w:p>
+    <w:p>
+      <w:pPr>
+        <w:spacing w:after="0" w:line="240" w:lineRule="auto"/>
+        <w:jc w:val="center"/>
+        <w:rPr>
+          <w:rFonts w:ascii="Times New Roman" w:hAnsi="Times New Roman" w:cs="Times New Roman"/>
+          <w:spacing w:val="-2"/>
+          <w:sz w:val="28"/>
+          <w:szCs w:val="28"/>
+        </w:rPr>
+      </w:pPr>
+    </w:p>
+    <w:p>
+      <w:pPr>
+        <w:spacing w:after="0" w:line="240" w:lineRule="auto"/>
+        <w:jc w:val="center"/>
+        <w:rPr>
+          <w:rFonts w:ascii="Times New Roman" w:hAnsi="Times New Roman" w:cs="Times New Roman"/>
+          <w:spacing w:val="-2"/>
+          <w:sz w:val="28"/>
+          <w:szCs w:val="28"/>
+        </w:rPr>
+      </w:pPr>
+      <w:r>
+        <w:rPr>
+          <w:rFonts w:ascii="Times New Roman" w:hAnsi="Times New Roman" w:cs="Times New Roman"/>
+          <w:spacing w:val="-2"/>
+          <w:sz w:val="28"/>
+          <w:szCs w:val="28"/>
+        </w:rPr>
+        <w:t>Торжок 2026</w:t>
+      </w:r>
+    </w:p>
+    <w:p>
+      <w:pPr>
+        <w:spacing w:after="0" w:line="360" w:lineRule="auto"/>
+        <w:rPr>
+          <w:b/>
+          <w:bCs/>
+          <w:sz w:val="36"/>
+          <w:szCs w:val="36"/>
+        </w:rPr>
+        <w:sectPr>
+          <w:pgSz w:w="11910" w:h="16840"/>
+          <w:pgMar w:top="1134" w:right="850" w:bottom="1134" w:left="1701" w:header="569" w:footer="1071" w:gutter="0"/>
+          <w:pgNumType w:start="1"/>
+          <w:cols w:space="720"/>
+        </w:sectPr>
+      </w:pPr>
+    </w:p>
+    <w:p>
+      <w:pPr>
+        <w:rPr>
+          <w:rFonts w:ascii="Times New Roman" w:hAnsi="Times New Roman" w:cs="Times New Roman"/>
+          <w:sz w:val="28"/>
+          <w:szCs w:val="28"/>
+        </w:rPr>
+      </w:pPr>
+    </w:p>
+    <w:p>
+      <w:pPr>
+        <w:rPr>
+          <w:rFonts w:ascii="Times New Roman" w:hAnsi="Times New Roman" w:cs="Times New Roman"/>
+          <w:sz w:val="28"/>
+          <w:szCs w:val="28"/>
+        </w:rPr>
+      </w:pPr>
+      <w:r>
+        <w:rPr>
+          <w:rFonts w:ascii="Times New Roman" w:hAnsi="Times New Roman" w:cs="Times New Roman"/>
+          <w:sz w:val="28"/>
+          <w:szCs w:val="28"/>
+        </w:rPr>
         <w:t>Тестовые классы:</w:t>
       </w:r>
     </w:p>
@@ -144,6 +832,203 @@
       <w:pPr>
         <w:rPr>
           <w:rFonts w:ascii="Times New Roman" w:hAnsi="Times New Roman" w:cs="Times New Roman"/>
+          <w:sz w:val="28"/>
+          <w:szCs w:val="28"/>
+        </w:rPr>
+      </w:pPr>
+      <w:r>
+        <w:rPr>
+          <w:rFonts w:ascii="Times New Roman" w:hAnsi="Times New Roman" w:cs="Times New Roman"/>
+          <w:sz w:val="28"/>
+          <w:szCs w:val="28"/>
+        </w:rPr>
+        <w:t>Создает 2 словаря «</w:t>
+      </w:r>
+      <w:r>
+        <w:rPr>
+          <w:rFonts w:ascii="Times New Roman" w:hAnsi="Times New Roman" w:cs="Times New Roman"/>
+          <w:sz w:val="28"/>
+          <w:szCs w:val="28"/>
+        </w:rPr>
+        <w:t>expected</w:t>
+      </w:r>
+      <w:r>
+        <w:rPr>
+          <w:rFonts w:ascii="Times New Roman" w:hAnsi="Times New Roman" w:cs="Times New Roman"/>
+          <w:sz w:val="28"/>
+          <w:szCs w:val="28"/>
+        </w:rPr>
+        <w:t>»</w:t>
+      </w:r>
+      <w:r>
+        <w:rPr>
+          <w:rFonts w:ascii="Times New Roman" w:hAnsi="Times New Roman" w:cs="Times New Roman"/>
+          <w:sz w:val="28"/>
+          <w:szCs w:val="28"/>
+        </w:rPr>
+        <w:t xml:space="preserve"> </w:t>
+      </w:r>
+      <w:r>
+        <w:rPr>
+          <w:rFonts w:ascii="Times New Roman" w:hAnsi="Times New Roman" w:cs="Times New Roman"/>
+          <w:sz w:val="28"/>
+          <w:szCs w:val="28"/>
+        </w:rPr>
+        <w:t>и «</w:t>
+      </w:r>
+      <w:r>
+        <w:rPr>
+          <w:rFonts w:ascii="Times New Roman" w:hAnsi="Times New Roman" w:cs="Times New Roman"/>
+          <w:sz w:val="28"/>
+          <w:szCs w:val="28"/>
+        </w:rPr>
+        <w:t>actual</w:t>
+      </w:r>
+      <w:r>
+        <w:rPr>
+          <w:rFonts w:ascii="Times New Roman" w:hAnsi="Times New Roman" w:cs="Times New Roman"/>
+          <w:sz w:val="28"/>
+          <w:szCs w:val="28"/>
+        </w:rPr>
+        <w:t>».</w:t>
+      </w:r>
+    </w:p>
+    <w:p>
+      <w:pPr>
+        <w:rPr>
+          <w:rFonts w:ascii="Times New Roman" w:hAnsi="Times New Roman" w:cs="Times New Roman"/>
+          <w:sz w:val="28"/>
+          <w:szCs w:val="28"/>
+        </w:rPr>
+      </w:pPr>
+      <w:r>
+        <w:rPr>
+          <w:rFonts w:ascii="Times New Roman" w:hAnsi="Times New Roman" w:cs="Times New Roman"/>
+          <w:sz w:val="28"/>
+          <w:szCs w:val="28"/>
+        </w:rPr>
+        <w:t xml:space="preserve">В словарь </w:t>
+      </w:r>
+      <w:r>
+        <w:rPr>
+          <w:rFonts w:ascii="Times New Roman" w:hAnsi="Times New Roman" w:cs="Times New Roman"/>
+          <w:sz w:val="28"/>
+          <w:szCs w:val="28"/>
+        </w:rPr>
+        <w:t>«</w:t>
+      </w:r>
+      <w:r>
+        <w:rPr>
+          <w:rFonts w:ascii="Times New Roman" w:hAnsi="Times New Roman" w:cs="Times New Roman"/>
+          <w:sz w:val="28"/>
+          <w:szCs w:val="28"/>
+        </w:rPr>
+        <w:t>expected</w:t>
+      </w:r>
+      <w:r>
+        <w:rPr>
+          <w:rFonts w:ascii="Times New Roman" w:hAnsi="Times New Roman" w:cs="Times New Roman"/>
+          <w:sz w:val="28"/>
+          <w:szCs w:val="28"/>
+        </w:rPr>
+        <w:t>»</w:t>
+      </w:r>
+      <w:r>
+        <w:rPr>
+          <w:rFonts w:ascii="Times New Roman" w:hAnsi="Times New Roman" w:cs="Times New Roman"/>
+          <w:sz w:val="28"/>
+          <w:szCs w:val="28"/>
+        </w:rPr>
+        <w:t xml:space="preserve"> вносит ожидаемые значения.</w:t>
+      </w:r>
+    </w:p>
+    <w:p>
+      <w:pPr>
+        <w:rPr>
+          <w:rFonts w:ascii="Times New Roman" w:hAnsi="Times New Roman" w:cs="Times New Roman"/>
+          <w:sz w:val="28"/>
+          <w:szCs w:val="28"/>
+        </w:rPr>
+      </w:pPr>
+      <w:r>
+        <w:rPr>
+          <w:rFonts w:ascii="Times New Roman" w:hAnsi="Times New Roman" w:cs="Times New Roman"/>
+          <w:sz w:val="28"/>
+          <w:szCs w:val="28"/>
+        </w:rPr>
+        <w:t xml:space="preserve">Словарь </w:t>
+      </w:r>
+      <w:r>
+        <w:rPr>
+          <w:rFonts w:ascii="Times New Roman" w:hAnsi="Times New Roman" w:cs="Times New Roman"/>
+          <w:sz w:val="28"/>
+          <w:szCs w:val="28"/>
+        </w:rPr>
+        <w:t>«</w:t>
+      </w:r>
+      <w:r>
+        <w:rPr>
+          <w:rFonts w:ascii="Times New Roman" w:hAnsi="Times New Roman" w:cs="Times New Roman"/>
+          <w:sz w:val="28"/>
+          <w:szCs w:val="28"/>
+        </w:rPr>
+        <w:t>actual</w:t>
+      </w:r>
+      <w:r>
+        <w:rPr>
+          <w:rFonts w:ascii="Times New Roman" w:hAnsi="Times New Roman" w:cs="Times New Roman"/>
+          <w:sz w:val="28"/>
+          <w:szCs w:val="28"/>
+        </w:rPr>
+        <w:t>»</w:t>
+      </w:r>
+      <w:r>
+        <w:rPr>
+          <w:rFonts w:ascii="Times New Roman" w:hAnsi="Times New Roman" w:cs="Times New Roman"/>
+          <w:sz w:val="28"/>
+          <w:szCs w:val="28"/>
+        </w:rPr>
+        <w:t xml:space="preserve"> заполняется через метод </w:t>
+      </w:r>
+      <w:r>
+        <w:rPr>
+          <w:rFonts w:ascii="Times New Roman" w:hAnsi="Times New Roman" w:cs="Times New Roman"/>
+          <w:sz w:val="28"/>
+          <w:szCs w:val="28"/>
+          <w:lang w:val="en-US"/>
+        </w:rPr>
+        <w:t>ImportFromTxt</w:t>
+      </w:r>
+      <w:r>
+        <w:rPr>
+          <w:rFonts w:ascii="Times New Roman" w:hAnsi="Times New Roman" w:cs="Times New Roman"/>
+          <w:sz w:val="28"/>
+          <w:szCs w:val="28"/>
+        </w:rPr>
+        <w:t>.</w:t>
+      </w:r>
+    </w:p>
+    <w:p>
+      <w:pPr>
+        <w:rPr>
+          <w:rFonts w:ascii="Times New Roman" w:hAnsi="Times New Roman" w:cs="Times New Roman"/>
+          <w:sz w:val="28"/>
+          <w:szCs w:val="28"/>
+        </w:rPr>
+      </w:pPr>
+      <w:r>
+        <w:rPr>
+          <w:rFonts w:ascii="Times New Roman" w:hAnsi="Times New Roman" w:cs="Times New Roman"/>
+          <w:sz w:val="28"/>
+          <w:szCs w:val="28"/>
+        </w:rPr>
+        <w:t>Сравнивает ключи и значения словарей.</w:t>
+      </w:r>
+    </w:p>
+    <w:p>
+      <w:pPr>
+        <w:rPr>
+          <w:rFonts w:ascii="Times New Roman" w:hAnsi="Times New Roman" w:cs="Times New Roman"/>
           <w:color w:val="000000"/>
           <w:sz w:val="28"/>
           <w:szCs w:val="28"/>
@@ -197,8 +1082,10 @@
       <w:r>
         <w:rPr>
           <w:rFonts w:ascii="Times New Roman" w:hAnsi="Times New Roman" w:cs="Times New Roman"/>
-          <w:sz w:val="28"/>
-          <w:szCs w:val="28"/>
+          <w:noProof/>
+          <w:sz w:val="28"/>
+          <w:szCs w:val="28"/>
+          <w:lang w:eastAsia="ru-RU"/>
         </w:rPr>
         <w:drawing>
           <wp:inline distT="0" distB="0" distL="0" distR="0" wp14:anchorId="18318603" wp14:editId="0610C077">
@@ -244,17 +1131,67 @@
           <w:rFonts w:ascii="Times New Roman" w:hAnsi="Times New Roman" w:cs="Times New Roman"/>
           <w:sz w:val="28"/>
           <w:szCs w:val="28"/>
+        </w:rPr>
+      </w:pPr>
+      <w:r>
+        <w:rPr>
+          <w:rFonts w:ascii="Times New Roman" w:hAnsi="Times New Roman" w:cs="Times New Roman"/>
+          <w:sz w:val="28"/>
+          <w:szCs w:val="28"/>
+        </w:rPr>
+        <w:t>Рисунок</w:t>
+      </w:r>
+      <w:r>
+        <w:rPr>
+          <w:rFonts w:ascii="Times New Roman" w:hAnsi="Times New Roman" w:cs="Times New Roman"/>
+          <w:sz w:val="28"/>
+          <w:szCs w:val="28"/>
+        </w:rPr>
+        <w:t xml:space="preserve"> 1 – </w:t>
+      </w:r>
+      <w:r>
+        <w:rPr>
+          <w:rFonts w:ascii="Times New Roman" w:hAnsi="Times New Roman" w:cs="Times New Roman"/>
+          <w:sz w:val="28"/>
+          <w:szCs w:val="28"/>
+        </w:rPr>
+        <w:t>Метод</w:t>
+      </w:r>
+      <w:r>
+        <w:rPr>
+          <w:rFonts w:ascii="Times New Roman" w:hAnsi="Times New Roman" w:cs="Times New Roman"/>
+          <w:sz w:val="28"/>
+          <w:szCs w:val="28"/>
+        </w:rPr>
+        <w:t xml:space="preserve"> </w:t>
+      </w:r>
+      <w:r>
+        <w:rPr>
+          <w:rFonts w:ascii="Times New Roman" w:hAnsi="Times New Roman" w:cs="Times New Roman"/>
+          <w:sz w:val="28"/>
+          <w:szCs w:val="28"/>
           <w:lang w:val="en-US"/>
         </w:rPr>
-      </w:pPr>
-      <w:r>
-        <w:rPr>
-          <w:rFonts w:ascii="Times New Roman" w:hAnsi="Times New Roman" w:cs="Times New Roman"/>
-          <w:sz w:val="28"/>
-          <w:szCs w:val="28"/>
-        </w:rPr>
-        <w:t>Рисунок</w:t>
-      </w:r>
+        <w:t>ImportFromTxtTest</w:t>
+      </w:r>
+    </w:p>
+    <w:p>
+      <w:pPr>
+        <w:rPr>
+          <w:rFonts w:ascii="Times New Roman" w:hAnsi="Times New Roman" w:cs="Times New Roman"/>
+          <w:sz w:val="28"/>
+          <w:szCs w:val="28"/>
+        </w:rPr>
+      </w:pPr>
+    </w:p>
+    <w:p>
+      <w:pPr>
+        <w:rPr>
+          <w:rFonts w:ascii="Times New Roman" w:hAnsi="Times New Roman" w:cs="Times New Roman"/>
+          <w:sz w:val="28"/>
+          <w:szCs w:val="28"/>
+        </w:rPr>
+      </w:pPr>
       <w:r>
         <w:rPr>
           <w:rFonts w:ascii="Times New Roman" w:hAnsi="Times New Roman" w:cs="Times New Roman"/>
@@ -262,7 +1199,63 @@
           <w:szCs w:val="28"/>
           <w:lang w:val="en-US"/>
         </w:rPr>
-        <w:t xml:space="preserve"> 1</w:t>
+        <w:t>MedicineTest</w:t>
+      </w:r>
+      <w:r>
+        <w:rPr>
+          <w:rFonts w:ascii="Times New Roman" w:hAnsi="Times New Roman" w:cs="Times New Roman"/>
+          <w:sz w:val="28"/>
+          <w:szCs w:val="28"/>
+        </w:rPr>
+        <w:t xml:space="preserve"> </w:t>
+      </w:r>
+      <w:r>
+        <w:rPr>
+          <w:rFonts w:ascii="Times New Roman" w:hAnsi="Times New Roman" w:cs="Times New Roman"/>
+          <w:sz w:val="28"/>
+          <w:szCs w:val="28"/>
+        </w:rPr>
+        <w:t>проверяет</w:t>
+      </w:r>
+      <w:r>
+        <w:rPr>
+          <w:rFonts w:ascii="Times New Roman" w:hAnsi="Times New Roman" w:cs="Times New Roman"/>
+          <w:sz w:val="28"/>
+          <w:szCs w:val="28"/>
+        </w:rPr>
+        <w:t xml:space="preserve"> </w:t>
+      </w:r>
+      <w:r>
+        <w:rPr>
+          <w:rFonts w:ascii="Times New Roman" w:hAnsi="Times New Roman" w:cs="Times New Roman"/>
+          <w:sz w:val="28"/>
+          <w:szCs w:val="28"/>
+        </w:rPr>
+        <w:t>работу</w:t>
+      </w:r>
+      <w:r>
+        <w:rPr>
+          <w:rFonts w:ascii="Times New Roman" w:hAnsi="Times New Roman" w:cs="Times New Roman"/>
+          <w:sz w:val="28"/>
+          <w:szCs w:val="28"/>
+        </w:rPr>
+        <w:t xml:space="preserve"> </w:t>
+      </w:r>
+      <w:r>
+        <w:rPr>
+          <w:rFonts w:ascii="Times New Roman" w:hAnsi="Times New Roman" w:cs="Times New Roman"/>
+          <w:sz w:val="28"/>
+          <w:szCs w:val="28"/>
+        </w:rPr>
+        <w:t>класса</w:t>
+      </w:r>
+      <w:r>
+        <w:rPr>
+          <w:rFonts w:ascii="Times New Roman" w:hAnsi="Times New Roman" w:cs="Times New Roman"/>
+          <w:sz w:val="28"/>
+          <w:szCs w:val="28"/>
+        </w:rPr>
+        <w:t xml:space="preserve"> </w:t>
       </w:r>
       <w:r>
         <w:rPr>
@@ -271,11 +1264,136 @@
           <w:szCs w:val="28"/>
           <w:lang w:val="en-US"/>
         </w:rPr>
-        <w:t xml:space="preserve"> – </w:t>
-      </w:r>
-      <w:r>
-        <w:rPr>
-          <w:rFonts w:ascii="Times New Roman" w:hAnsi="Times New Roman" w:cs="Times New Roman"/>
+        <w:t>Medicine</w:t>
+      </w:r>
+      <w:r>
+        <w:rPr>
+          <w:rFonts w:ascii="Times New Roman" w:hAnsi="Times New Roman" w:cs="Times New Roman"/>
+          <w:sz w:val="28"/>
+          <w:szCs w:val="28"/>
+        </w:rPr>
+        <w:t>.</w:t>
+      </w:r>
+    </w:p>
+    <w:p>
+      <w:pPr>
+        <w:rPr>
+          <w:rFonts w:ascii="Times New Roman" w:hAnsi="Times New Roman" w:cs="Times New Roman"/>
+          <w:sz w:val="28"/>
+          <w:szCs w:val="28"/>
+        </w:rPr>
+      </w:pPr>
+      <w:r>
+        <w:rPr>
+          <w:rFonts w:ascii="Times New Roman" w:hAnsi="Times New Roman" w:cs="Times New Roman"/>
+          <w:sz w:val="28"/>
+          <w:szCs w:val="28"/>
+        </w:rPr>
+        <w:t>Тестовые методы:</w:t>
+      </w:r>
+    </w:p>
+    <w:p>
+      <w:pPr>
+        <w:rPr>
+          <w:rFonts w:ascii="Times New Roman" w:hAnsi="Times New Roman" w:cs="Times New Roman"/>
+          <w:color w:val="000000"/>
+          <w:sz w:val="28"/>
+          <w:szCs w:val="28"/>
+        </w:rPr>
+      </w:pPr>
+      <w:r>
+        <w:rPr>
+          <w:rFonts w:ascii="Times New Roman" w:hAnsi="Times New Roman" w:cs="Times New Roman"/>
+          <w:color w:val="000000"/>
+          <w:sz w:val="28"/>
+          <w:szCs w:val="28"/>
+          <w:highlight w:val="white"/>
+          <w:lang w:val="en-US"/>
+        </w:rPr>
+        <w:t>MedicineConstructorTest</w:t>
+      </w:r>
+      <w:r>
+        <w:rPr>
+          <w:rFonts w:ascii="Times New Roman" w:hAnsi="Times New Roman" w:cs="Times New Roman"/>
+          <w:color w:val="000000"/>
+          <w:sz w:val="28"/>
+          <w:szCs w:val="28"/>
+        </w:rPr>
+        <w:t xml:space="preserve"> проверяет работу конструктора класса </w:t>
+      </w:r>
+      <w:r>
+        <w:rPr>
+          <w:rFonts w:ascii="Times New Roman" w:hAnsi="Times New Roman" w:cs="Times New Roman"/>
+          <w:color w:val="000000"/>
+          <w:sz w:val="28"/>
+          <w:szCs w:val="28"/>
+          <w:highlight w:val="white"/>
+          <w:lang w:val="en-US"/>
+        </w:rPr>
+        <w:t>Medicine</w:t>
+      </w:r>
+      <w:r>
+        <w:rPr>
+          <w:rFonts w:ascii="Times New Roman" w:hAnsi="Times New Roman" w:cs="Times New Roman"/>
+          <w:color w:val="000000"/>
+          <w:sz w:val="28"/>
+          <w:szCs w:val="28"/>
+        </w:rPr>
+        <w:t>.</w:t>
+      </w:r>
+    </w:p>
+    <w:p>
+      <w:pPr>
+        <w:rPr>
+          <w:rFonts w:ascii="Times New Roman" w:hAnsi="Times New Roman" w:cs="Times New Roman"/>
+          <w:color w:val="000000"/>
+          <w:sz w:val="28"/>
+          <w:szCs w:val="28"/>
+        </w:rPr>
+      </w:pPr>
+      <w:r>
+        <w:rPr>
+          <w:rFonts w:ascii="Times New Roman" w:hAnsi="Times New Roman" w:cs="Times New Roman"/>
+          <w:color w:val="000000"/>
+          <w:sz w:val="28"/>
+          <w:szCs w:val="28"/>
+        </w:rPr>
+        <w:t xml:space="preserve">Создает 4 объекта класса </w:t>
+      </w:r>
+      <w:r>
+        <w:rPr>
+          <w:rFonts w:ascii="Times New Roman" w:hAnsi="Times New Roman" w:cs="Times New Roman"/>
+          <w:color w:val="000000"/>
+          <w:sz w:val="28"/>
+          <w:szCs w:val="28"/>
+          <w:highlight w:val="white"/>
+          <w:lang w:val="en-US"/>
+        </w:rPr>
+        <w:t>Medicine</w:t>
+      </w:r>
+      <w:r>
+        <w:rPr>
+          <w:rFonts w:ascii="Times New Roman" w:hAnsi="Times New Roman" w:cs="Times New Roman"/>
+          <w:color w:val="000000"/>
+          <w:sz w:val="28"/>
+          <w:szCs w:val="28"/>
+        </w:rPr>
+        <w:t xml:space="preserve"> и проверяет правильно ли они создались.</w:t>
+      </w:r>
+    </w:p>
+    <w:p>
+      <w:pPr>
+        <w:rPr>
+          <w:rFonts w:ascii="Times New Roman" w:hAnsi="Times New Roman" w:cs="Times New Roman"/>
+          <w:color w:val="000000"/>
+          <w:sz w:val="28"/>
+          <w:szCs w:val="28"/>
+        </w:rPr>
+      </w:pPr>
+      <w:r>
+        <w:rPr>
+          <w:rFonts w:ascii="Times New Roman" w:hAnsi="Times New Roman" w:cs="Times New Roman"/>
+          <w:color w:val="000000"/>
           <w:sz w:val="28"/>
           <w:szCs w:val="28"/>
         </w:rPr>
@@ -284,117 +1402,31 @@
       <w:r>
         <w:rPr>
           <w:rFonts w:ascii="Times New Roman" w:hAnsi="Times New Roman" w:cs="Times New Roman"/>
-          <w:sz w:val="28"/>
-          <w:szCs w:val="28"/>
+          <w:color w:val="000000"/>
+          <w:sz w:val="28"/>
+          <w:szCs w:val="28"/>
+        </w:rPr>
+        <w:t xml:space="preserve"> </w:t>
+      </w:r>
+      <w:r>
+        <w:rPr>
+          <w:rFonts w:ascii="Times New Roman" w:hAnsi="Times New Roman" w:cs="Times New Roman"/>
+          <w:color w:val="000000"/>
+          <w:sz w:val="28"/>
+          <w:szCs w:val="28"/>
+          <w:highlight w:val="white"/>
           <w:lang w:val="en-US"/>
         </w:rPr>
-        <w:t xml:space="preserve"> </w:t>
-      </w:r>
-      <w:r>
-        <w:rPr>
-          <w:rFonts w:ascii="Times New Roman" w:hAnsi="Times New Roman" w:cs="Times New Roman"/>
-          <w:sz w:val="28"/>
-          <w:szCs w:val="28"/>
-          <w:lang w:val="en-US"/>
-        </w:rPr>
-        <w:t>ImportFromTxtTest</w:t>
-      </w:r>
-    </w:p>
-    <w:p>
-      <w:pPr>
-        <w:rPr>
-          <w:rFonts w:ascii="Times New Roman" w:hAnsi="Times New Roman" w:cs="Times New Roman"/>
-          <w:sz w:val="28"/>
-          <w:szCs w:val="28"/>
-          <w:lang w:val="en-US"/>
-        </w:rPr>
-      </w:pPr>
-    </w:p>
-    <w:p>
-      <w:pPr>
-        <w:rPr>
-          <w:rFonts w:ascii="Times New Roman" w:hAnsi="Times New Roman" w:cs="Times New Roman"/>
-          <w:sz w:val="28"/>
-          <w:szCs w:val="28"/>
-          <w:lang w:val="en-US"/>
-        </w:rPr>
-      </w:pPr>
-      <w:r>
-        <w:rPr>
-          <w:rFonts w:ascii="Times New Roman" w:hAnsi="Times New Roman" w:cs="Times New Roman"/>
-          <w:sz w:val="28"/>
-          <w:szCs w:val="28"/>
-          <w:lang w:val="en-US"/>
-        </w:rPr>
-        <w:t xml:space="preserve">MedicineTest </w:t>
-      </w:r>
-      <w:r>
-        <w:rPr>
-          <w:rFonts w:ascii="Times New Roman" w:hAnsi="Times New Roman" w:cs="Times New Roman"/>
-          <w:sz w:val="28"/>
-          <w:szCs w:val="28"/>
-        </w:rPr>
-        <w:t>проверяет</w:t>
-      </w:r>
-      <w:r>
-        <w:rPr>
-          <w:rFonts w:ascii="Times New Roman" w:hAnsi="Times New Roman" w:cs="Times New Roman"/>
-          <w:sz w:val="28"/>
-          <w:szCs w:val="28"/>
-          <w:lang w:val="en-US"/>
-        </w:rPr>
-        <w:t xml:space="preserve"> </w:t>
-      </w:r>
-      <w:r>
-        <w:rPr>
-          <w:rFonts w:ascii="Times New Roman" w:hAnsi="Times New Roman" w:cs="Times New Roman"/>
-          <w:sz w:val="28"/>
-          <w:szCs w:val="28"/>
-        </w:rPr>
-        <w:t>работу</w:t>
-      </w:r>
-      <w:r>
-        <w:rPr>
-          <w:rFonts w:ascii="Times New Roman" w:hAnsi="Times New Roman" w:cs="Times New Roman"/>
-          <w:sz w:val="28"/>
-          <w:szCs w:val="28"/>
-          <w:lang w:val="en-US"/>
-        </w:rPr>
-        <w:t xml:space="preserve"> </w:t>
-      </w:r>
-      <w:r>
-        <w:rPr>
-          <w:rFonts w:ascii="Times New Roman" w:hAnsi="Times New Roman" w:cs="Times New Roman"/>
-          <w:sz w:val="28"/>
-          <w:szCs w:val="28"/>
-        </w:rPr>
-        <w:t>класса</w:t>
-      </w:r>
-      <w:r>
-        <w:rPr>
-          <w:rFonts w:ascii="Times New Roman" w:hAnsi="Times New Roman" w:cs="Times New Roman"/>
-          <w:sz w:val="28"/>
-          <w:szCs w:val="28"/>
-          <w:lang w:val="en-US"/>
-        </w:rPr>
-        <w:t xml:space="preserve"> Medicine.</w:t>
-      </w:r>
-    </w:p>
-    <w:p>
-      <w:pPr>
-        <w:rPr>
-          <w:rFonts w:ascii="Times New Roman" w:hAnsi="Times New Roman" w:cs="Times New Roman"/>
-          <w:sz w:val="28"/>
-          <w:szCs w:val="28"/>
-        </w:rPr>
-      </w:pPr>
-      <w:r>
-        <w:rPr>
-          <w:rFonts w:ascii="Times New Roman" w:hAnsi="Times New Roman" w:cs="Times New Roman"/>
-          <w:sz w:val="28"/>
-          <w:szCs w:val="28"/>
-        </w:rPr>
-        <w:t>Тестовые методы:</w:t>
+        <w:t>MedicineConstructorTest</w:t>
+      </w:r>
+      <w:r>
+        <w:rPr>
+          <w:rFonts w:ascii="Times New Roman" w:hAnsi="Times New Roman" w:cs="Times New Roman"/>
+          <w:color w:val="000000"/>
+          <w:sz w:val="28"/>
+          <w:szCs w:val="28"/>
+        </w:rPr>
+        <w:t xml:space="preserve"> представлен на рисунке 2</w:t>
       </w:r>
       <w:bookmarkStart w:id="0" w:name="_GoBack"/>
       <w:bookmarkEnd w:id="0"/>
@@ -411,107 +1443,11 @@
       <w:r>
         <w:rPr>
           <w:rFonts w:ascii="Times New Roman" w:hAnsi="Times New Roman" w:cs="Times New Roman"/>
+          <w:noProof/>
           <w:color w:val="000000"/>
           <w:sz w:val="28"/>
           <w:szCs w:val="28"/>
-          <w:highlight w:val="white"/>
-          <w:lang w:val="en-US"/>
-        </w:rPr>
-        <w:t>MedicineConstructorTest</w:t>
-      </w:r>
-      <w:r>
-        <w:rPr>
-          <w:rFonts w:ascii="Times New Roman" w:hAnsi="Times New Roman" w:cs="Times New Roman"/>
-          <w:color w:val="000000"/>
-          <w:sz w:val="28"/>
-          <w:szCs w:val="28"/>
-        </w:rPr>
-        <w:t xml:space="preserve"> проверяет работу конструктора класса </w:t>
-      </w:r>
-      <w:r>
-        <w:rPr>
-          <w:rFonts w:ascii="Times New Roman" w:hAnsi="Times New Roman" w:cs="Times New Roman"/>
-          <w:color w:val="000000"/>
-          <w:sz w:val="28"/>
-          <w:szCs w:val="28"/>
-          <w:highlight w:val="white"/>
-          <w:lang w:val="en-US"/>
-        </w:rPr>
-        <w:t>Medicine</w:t>
-      </w:r>
-      <w:r>
-        <w:rPr>
-          <w:rFonts w:ascii="Times New Roman" w:hAnsi="Times New Roman" w:cs="Times New Roman"/>
-          <w:color w:val="000000"/>
-          <w:sz w:val="28"/>
-          <w:szCs w:val="28"/>
-        </w:rPr>
-        <w:t>.</w:t>
-      </w:r>
-    </w:p>
-    <w:p>
-      <w:pPr>
-        <w:rPr>
-          <w:rFonts w:ascii="Times New Roman" w:hAnsi="Times New Roman" w:cs="Times New Roman"/>
-          <w:color w:val="000000"/>
-          <w:sz w:val="28"/>
-          <w:szCs w:val="28"/>
-        </w:rPr>
-      </w:pPr>
-      <w:r>
-        <w:rPr>
-          <w:rFonts w:ascii="Times New Roman" w:hAnsi="Times New Roman" w:cs="Times New Roman"/>
-          <w:color w:val="000000"/>
-          <w:sz w:val="28"/>
-          <w:szCs w:val="28"/>
-        </w:rPr>
-        <w:t>Метод</w:t>
-      </w:r>
-      <w:r>
-        <w:rPr>
-          <w:rFonts w:ascii="Times New Roman" w:hAnsi="Times New Roman" w:cs="Times New Roman"/>
-          <w:color w:val="000000"/>
-          <w:sz w:val="28"/>
-          <w:szCs w:val="28"/>
-        </w:rPr>
-        <w:t xml:space="preserve"> </w:t>
-      </w:r>
-      <w:r>
-        <w:rPr>
-          <w:rFonts w:ascii="Times New Roman" w:hAnsi="Times New Roman" w:cs="Times New Roman"/>
-          <w:color w:val="000000"/>
-          <w:sz w:val="28"/>
-          <w:szCs w:val="28"/>
-          <w:highlight w:val="white"/>
-          <w:lang w:val="en-US"/>
-        </w:rPr>
-        <w:t>MedicineConstructorTest</w:t>
-      </w:r>
-      <w:r>
-        <w:rPr>
-          <w:rFonts w:ascii="Times New Roman" w:hAnsi="Times New Roman" w:cs="Times New Roman"/>
-          <w:color w:val="000000"/>
-          <w:sz w:val="28"/>
-          <w:szCs w:val="28"/>
-        </w:rPr>
-        <w:t xml:space="preserve"> представлен на рисунке 2</w:t>
-      </w:r>
-    </w:p>
-    <w:p>
-      <w:pPr>
-        <w:rPr>
-          <w:rFonts w:ascii="Times New Roman" w:hAnsi="Times New Roman" w:cs="Times New Roman"/>
-          <w:color w:val="000000"/>
-          <w:sz w:val="28"/>
-          <w:szCs w:val="28"/>
-        </w:rPr>
-      </w:pPr>
-      <w:r>
-        <w:rPr>
-          <w:rFonts w:ascii="Times New Roman" w:hAnsi="Times New Roman" w:cs="Times New Roman"/>
-          <w:color w:val="000000"/>
-          <w:sz w:val="28"/>
-          <w:szCs w:val="28"/>
+          <w:lang w:eastAsia="ru-RU"/>
         </w:rPr>
         <w:lastRenderedPageBreak/>
         <w:drawing>
@@ -683,7 +1619,7 @@
     <w:lsdException w:name="Closing" w:semiHidden="1" w:unhideWhenUsed="1"/>
     <w:lsdException w:name="Signature" w:semiHidden="1" w:unhideWhenUsed="1"/>
     <w:lsdException w:name="Default Paragraph Font" w:semiHidden="1" w:uiPriority="1" w:unhideWhenUsed="1"/>
-    <w:lsdException w:name="Body Text" w:semiHidden="1" w:unhideWhenUsed="1"/>
+    <w:lsdException w:name="Body Text" w:semiHidden="1" w:uiPriority="1" w:unhideWhenUsed="1" w:qFormat="1"/>
     <w:lsdException w:name="Body Text Indent" w:semiHidden="1" w:unhideWhenUsed="1"/>
     <w:lsdException w:name="List Continue" w:semiHidden="1" w:unhideWhenUsed="1"/>
     <w:lsdException w:name="List Continue 2" w:semiHidden="1" w:unhideWhenUsed="1"/>
@@ -1021,6 +1957,44 @@
     <w:semiHidden/>
     <w:unhideWhenUsed/>
   </w:style>
+  <w:style w:type="paragraph" w:styleId="a3">
+    <w:name w:val="Body Text"/>
+    <w:basedOn w:val="a"/>
+    <w:link w:val="a4"/>
+    <w:uiPriority w:val="1"/>
+    <w:semiHidden/>
+    <w:unhideWhenUsed/>
+    <w:qFormat/>
+    <w:rsid w:val="00A5433A"/>
+    <w:pPr>
+      <w:widowControl w:val="0"/>
+      <w:autoSpaceDE w:val="0"/>
+      <w:autoSpaceDN w:val="0"/>
+      <w:spacing w:after="0" w:line="240" w:lineRule="auto"/>
+    </w:pPr>
+    <w:rPr>
+      <w:rFonts w:ascii="Times New Roman" w:eastAsia="Times New Roman" w:hAnsi="Times New Roman" w:cs="Times New Roman"/>
+      <w:b/>
+      <w:bCs/>
+      <w:sz w:val="28"/>
+      <w:szCs w:val="28"/>
+    </w:rPr>
+  </w:style>
+  <w:style w:type="character" w:customStyle="1" w:styleId="a4">
+    <w:name w:val="Основной текст Знак"/>
+    <w:basedOn w:val="a0"/>
+    <w:link w:val="a3"/>
+    <w:uiPriority w:val="1"/>
+    <w:semiHidden/>
+    <w:rsid w:val="00A5433A"/>
+    <w:rPr>
+      <w:rFonts w:ascii="Times New Roman" w:eastAsia="Times New Roman" w:hAnsi="Times New Roman" w:cs="Times New Roman"/>
+      <w:b/>
+      <w:bCs/>
+      <w:sz w:val="28"/>
+      <w:szCs w:val="28"/>
+    </w:rPr>
+  </w:style>
 </w:styles>
 </file>
 

--- a/LR3/Отчет.docx
+++ b/LR3/Отчет.docx
@@ -907,15 +907,7 @@
           <w:sz w:val="28"/>
           <w:szCs w:val="28"/>
         </w:rPr>
-        <w:t xml:space="preserve">В словарь </w:t>
-      </w:r>
-      <w:r>
-        <w:rPr>
-          <w:rFonts w:ascii="Times New Roman" w:hAnsi="Times New Roman" w:cs="Times New Roman"/>
-          <w:sz w:val="28"/>
-          <w:szCs w:val="28"/>
-        </w:rPr>
-        <w:t>«</w:t>
+        <w:t>В словарь «</w:t>
       </w:r>
       <w:r>
         <w:rPr>
@@ -931,40 +923,24 @@
           <w:sz w:val="28"/>
           <w:szCs w:val="28"/>
         </w:rPr>
-        <w:t>»</w:t>
-      </w:r>
-      <w:r>
-        <w:rPr>
-          <w:rFonts w:ascii="Times New Roman" w:hAnsi="Times New Roman" w:cs="Times New Roman"/>
-          <w:sz w:val="28"/>
-          <w:szCs w:val="28"/>
-        </w:rPr>
-        <w:t xml:space="preserve"> вносит ожидаемые значения.</w:t>
-      </w:r>
-    </w:p>
-    <w:p>
-      <w:pPr>
-        <w:rPr>
-          <w:rFonts w:ascii="Times New Roman" w:hAnsi="Times New Roman" w:cs="Times New Roman"/>
-          <w:sz w:val="28"/>
-          <w:szCs w:val="28"/>
-        </w:rPr>
-      </w:pPr>
-      <w:r>
-        <w:rPr>
-          <w:rFonts w:ascii="Times New Roman" w:hAnsi="Times New Roman" w:cs="Times New Roman"/>
-          <w:sz w:val="28"/>
-          <w:szCs w:val="28"/>
-        </w:rPr>
-        <w:t xml:space="preserve">Словарь </w:t>
-      </w:r>
-      <w:r>
-        <w:rPr>
-          <w:rFonts w:ascii="Times New Roman" w:hAnsi="Times New Roman" w:cs="Times New Roman"/>
-          <w:sz w:val="28"/>
-          <w:szCs w:val="28"/>
-        </w:rPr>
-        <w:t>«</w:t>
+        <w:t>» вносит ожидаемые значения.</w:t>
+      </w:r>
+    </w:p>
+    <w:p>
+      <w:pPr>
+        <w:rPr>
+          <w:rFonts w:ascii="Times New Roman" w:hAnsi="Times New Roman" w:cs="Times New Roman"/>
+          <w:sz w:val="28"/>
+          <w:szCs w:val="28"/>
+        </w:rPr>
+      </w:pPr>
+      <w:r>
+        <w:rPr>
+          <w:rFonts w:ascii="Times New Roman" w:hAnsi="Times New Roman" w:cs="Times New Roman"/>
+          <w:sz w:val="28"/>
+          <w:szCs w:val="28"/>
+        </w:rPr>
+        <w:t>Словарь «</w:t>
       </w:r>
       <w:r>
         <w:rPr>
@@ -980,15 +956,7 @@
           <w:sz w:val="28"/>
           <w:szCs w:val="28"/>
         </w:rPr>
-        <w:t>»</w:t>
-      </w:r>
-      <w:r>
-        <w:rPr>
-          <w:rFonts w:ascii="Times New Roman" w:hAnsi="Times New Roman" w:cs="Times New Roman"/>
-          <w:sz w:val="28"/>
-          <w:szCs w:val="28"/>
-        </w:rPr>
-        <w:t xml:space="preserve"> заполняется через метод </w:t>
+        <w:t xml:space="preserve">» заполняется через метод </w:t>
       </w:r>
       <w:r>
         <w:rPr>
@@ -1428,8 +1396,6 @@
         </w:rPr>
         <w:t xml:space="preserve"> представлен на рисунке 2</w:t>
       </w:r>
-      <w:bookmarkStart w:id="0" w:name="_GoBack"/>
-      <w:bookmarkEnd w:id="0"/>
     </w:p>
     <w:p>
       <w:pPr>
@@ -1524,6 +1490,60 @@
           <w:szCs w:val="28"/>
         </w:rPr>
       </w:pPr>
+    </w:p>
+    <w:p>
+      <w:pPr>
+        <w:rPr>
+          <w:rFonts w:ascii="Times New Roman" w:hAnsi="Times New Roman" w:cs="Times New Roman"/>
+          <w:sz w:val="28"/>
+          <w:szCs w:val="28"/>
+        </w:rPr>
+      </w:pPr>
+      <w:r>
+        <w:rPr>
+          <w:rFonts w:ascii="Times New Roman" w:hAnsi="Times New Roman" w:cs="Times New Roman"/>
+          <w:sz w:val="28"/>
+          <w:szCs w:val="28"/>
+        </w:rPr>
+        <w:t xml:space="preserve">Так же было выполнено ручное тестирование методов класса </w:t>
+      </w:r>
+      <w:r>
+        <w:rPr>
+          <w:rFonts w:ascii="Times New Roman" w:hAnsi="Times New Roman" w:cs="Times New Roman"/>
+          <w:sz w:val="28"/>
+          <w:szCs w:val="28"/>
+          <w:lang w:val="en-US"/>
+        </w:rPr>
+        <w:t>MainForm</w:t>
+      </w:r>
+      <w:r>
+        <w:rPr>
+          <w:rFonts w:ascii="Times New Roman" w:hAnsi="Times New Roman" w:cs="Times New Roman"/>
+          <w:sz w:val="28"/>
+          <w:szCs w:val="28"/>
+        </w:rPr>
+        <w:t>.</w:t>
+      </w:r>
+    </w:p>
+    <w:p>
+      <w:pPr>
+        <w:rPr>
+          <w:rFonts w:ascii="Times New Roman" w:hAnsi="Times New Roman" w:cs="Times New Roman"/>
+          <w:sz w:val="28"/>
+          <w:szCs w:val="28"/>
+          <w:lang w:val="en-US"/>
+        </w:rPr>
+      </w:pPr>
+      <w:r>
+        <w:rPr>
+          <w:rFonts w:ascii="Times New Roman" w:hAnsi="Times New Roman" w:cs="Times New Roman"/>
+          <w:sz w:val="28"/>
+          <w:szCs w:val="28"/>
+        </w:rPr>
+        <w:t>Методы этого класса работают исправно.</w:t>
+      </w:r>
+      <w:bookmarkStart w:id="0" w:name="_GoBack"/>
+      <w:bookmarkEnd w:id="0"/>
     </w:p>
     <w:sectPr>
       <w:pgSz w:w="11906" w:h="16838"/>
